--- a/Files/06 - Yom Tov/01 - Pesach/5785/Dvar Torah/Dvar Torah Pesach 5785.docx
+++ b/Files/06 - Yom Tov/01 - Pesach/5785/Dvar Torah/Dvar Torah Pesach 5785.docx
@@ -919,7 +919,7 @@
         <w:rPr>
           <w:rFonts w:ascii="Times New Roman" w:hAnsi="Times New Roman" w:cs="Times New Roman"/>
         </w:rPr>
-        <w:t>t says</w:t>
+        <w:t xml:space="preserve">t says </w:t>
       </w:r>
       <w:r>
         <w:rPr>
@@ -2566,7 +2566,7 @@
         <w:rPr>
           <w:rFonts w:ascii="Times New Roman" w:hAnsi="Times New Roman" w:cs="Times New Roman"/>
         </w:rPr>
-        <w:t>That is the essence of the story of</w:t>
+        <w:t xml:space="preserve">That is the essence of the story of </w:t>
       </w:r>
       <w:r>
         <w:rPr>
